--- a/Mapped Curriculum Lesson - Supplemental Material/Grade 6/Lesson 10 - Choosing Loop Structures/Choosing Loop Structures - Concept Sheet.docx
+++ b/Mapped Curriculum Lesson - Supplemental Material/Grade 6/Lesson 10 - Choosing Loop Structures/Choosing Loop Structures - Concept Sheet.docx
@@ -67,11 +67,43 @@
       </w:pPr>
       <w:r>
         <w:rPr>
+          <w:color w:val="C45E00"/>
+          <w:sz w:val="28"/>
+          <w:szCs w:val="28"/>
+        </w:rPr>
+        <w:t>for</w:t>
+      </w:r>
+      <w:r>
+        <w:rPr>
+          <w:color w:val="080808"/>
+          <w:sz w:val="28"/>
+          <w:szCs w:val="28"/>
+        </w:rPr>
+        <w:t xml:space="preserve"> round_number </w:t>
+      </w:r>
+      <w:r>
+        <w:rPr>
+          <w:color w:val="C45E00"/>
+          <w:sz w:val="28"/>
+          <w:szCs w:val="28"/>
+        </w:rPr>
+        <w:t>in</w:t>
+      </w:r>
+      <w:r>
+        <w:rPr>
+          <w:color w:val="080808"/>
+          <w:sz w:val="28"/>
+          <w:szCs w:val="28"/>
+        </w:rPr>
+        <w:t xml:space="preserve"> </w:t>
+      </w:r>
+      <w:r>
+        <w:rPr>
           <w:color w:val="1750EB"/>
           <w:sz w:val="28"/>
           <w:szCs w:val="28"/>
         </w:rPr>
-        <w:t>for</w:t>
+        <w:t>range</w:t>
       </w:r>
       <w:r>
         <w:rPr>
@@ -79,89 +111,57 @@
           <w:sz w:val="28"/>
           <w:szCs w:val="28"/>
         </w:rPr>
-        <w:t xml:space="preserve"> round_number </w:t>
-      </w:r>
-      <w:r>
-        <w:rPr>
-          <w:color w:val="1750EB"/>
-          <w:sz w:val="28"/>
-          <w:szCs w:val="28"/>
-        </w:rPr>
-        <w:t>in</w:t>
-      </w:r>
+        <w:t>(1, 4):</w:t>
+      </w:r>
+    </w:p>
+    <w:p>
+      <w:pPr>
+        <w:ind w:left="720" w:firstLine="720"/>
+      </w:pPr>
+    </w:p>
+    <w:p>
+      <w:pPr>
+        <w:rPr>
+          <w:rStyle w:val="Heading2Char"/>
+        </w:rPr>
+      </w:pPr>
+      <w:r>
+        <w:rPr>
+          <w:rStyle w:val="Heading2Char"/>
+        </w:rPr>
+        <w:t>Controlling condition</w:t>
+      </w:r>
+    </w:p>
+    <w:p>
+      <w:pPr>
+        <w:ind w:firstLine="720"/>
+      </w:pPr>
+      <w:r>
+        <w:t xml:space="preserve">Definition: </w:t>
+      </w:r>
+    </w:p>
+    <w:p>
+      <w:pPr>
+        <w:ind w:left="1440"/>
+      </w:pPr>
       <w:r>
         <w:rPr>
           <w:color w:val="080808"/>
-          <w:sz w:val="28"/>
-          <w:szCs w:val="28"/>
-        </w:rPr>
-        <w:t xml:space="preserve"> </w:t>
-      </w:r>
-      <w:r>
-        <w:rPr>
-          <w:color w:val="1750EB"/>
-          <w:sz w:val="28"/>
-          <w:szCs w:val="28"/>
-        </w:rPr>
-        <w:t>range</w:t>
-      </w:r>
-      <w:r>
-        <w:rPr>
-          <w:color w:val="080808"/>
-          <w:sz w:val="28"/>
-          <w:szCs w:val="28"/>
-        </w:rPr>
-        <w:t>(1, 4):</w:t>
+        </w:rPr>
+        <w:t>A test that decides whether a while loop repeats.</w:t>
+      </w:r>
+    </w:p>
+    <w:p>
+      <w:pPr>
+        <w:ind w:firstLine="720"/>
+      </w:pPr>
+      <w:r>
+        <w:t>Example:</w:t>
       </w:r>
     </w:p>
     <w:p>
       <w:pPr>
         <w:ind w:left="720" w:firstLine="720"/>
-      </w:pPr>
-    </w:p>
-    <w:p>
-      <w:pPr>
-        <w:rPr>
-          <w:rStyle w:val="Heading2Char"/>
-        </w:rPr>
-      </w:pPr>
-      <w:r>
-        <w:rPr>
-          <w:rStyle w:val="Heading2Char"/>
-        </w:rPr>
-        <w:t>Controlling condition</w:t>
-      </w:r>
-    </w:p>
-    <w:p>
-      <w:pPr>
-        <w:ind w:firstLine="720"/>
-      </w:pPr>
-      <w:r>
-        <w:t xml:space="preserve">Definition: </w:t>
-      </w:r>
-    </w:p>
-    <w:p>
-      <w:pPr>
-        <w:ind w:left="1440"/>
-      </w:pPr>
-      <w:r>
-        <w:rPr>
-          <w:color w:val="080808"/>
-        </w:rPr>
-        <w:t>A test that decides whether a while loop repeats.</w:t>
-      </w:r>
-    </w:p>
-    <w:p>
-      <w:pPr>
-        <w:ind w:firstLine="720"/>
-      </w:pPr>
-      <w:r>
-        <w:t>Example:</w:t>
-      </w:r>
-    </w:p>
-    <w:p>
-      <w:pPr>
-        <w:ind w:left="720" w:firstLine="720"/>
         <w:rPr>
           <w:rFonts w:ascii="JetBrains Mono" w:hAnsi="JetBrains Mono" w:cs="JetBrains Mono"/>
           <w:sz w:val="28"/>
@@ -172,7 +172,7 @@
         <w:rPr>
           <w:sz w:val="28"/>
           <w:szCs w:val="28"/>
-          <w:color w:val="1750EB"/>
+          <w:color w:val="C45E00"/>
         </w:rPr>
         <w:t>while</w:t>
       </w:r>
@@ -378,7 +378,7 @@
       </w:pPr>
       <w:r>
         <w:rPr>
-          <w:color w:val="1750EB"/>
+          <w:color w:val="C45E00"/>
           <w:sz w:val="28"/>
           <w:szCs w:val="28"/>
         </w:rPr>
@@ -394,7 +394,7 @@
       </w:r>
       <w:r>
         <w:rPr>
-          <w:color w:val="1750EB"/>
+          <w:color w:val="C45E00"/>
           <w:sz w:val="28"/>
           <w:szCs w:val="28"/>
         </w:rPr>
